--- a/semantic_vs_search/How_to_read_the_search_comparison.docx
+++ b/semantic_vs_search/How_to_read_the_search_comparison.docx
@@ -2161,7 +2161,7 @@
                 <w:sz w:val="21"/>
                 <w:szCs w:val="21"/>
               </w:rPr>
-              <w:t xml:space="preserve">An unexpected result worth investigating</w:t>
+              <w:t xml:space="preserve">A correction worth reading</w:t>
             </w:r>
           </w:p>
           <w:p>
@@ -2173,7 +2173,7 @@
                 <w:sz w:val="21"/>
                 <w:szCs w:val="21"/>
               </w:rPr>
-              <w:t xml:space="preserve">Telling the search which language the user is browsing in — the setting that switches the translated fields on — made cross-language results WORSE, halving the score from 0.125 to 0.075. That is the opposite of its purpose, it is statistically significant, and it is measured on documents that definitely have translations. Someone who owns the search service should look at why.</w:t>
+              <w:t xml:space="preserve">An earlier version of this guide reported that telling the search which language the user is browsing in made cross-language results WORSE. That was measured on invented queries, scoring only whether one pre-chosen document came back first, and it was blind to whether anything came back at all. Tested against real logged searches the locale is what makes non-English search work: a Spanish query returns 10 results with it and 0 without, and a 50-query sample rebuilt with it matched the production log for 50 of 50 queries. It is load-bearing, not a defect.</w:t>
             </w:r>
           </w:p>
         </w:tc>
@@ -5253,7 +5253,7 @@
                 <w:sz w:val="19"/>
                 <w:szCs w:val="19"/>
               </w:rPr>
-              <w:t xml:space="preserve">Investigate why sending the UI locale halves cross-language results</w:t>
+              <w:t xml:space="preserve">Log the UI locale in the search events table</w:t>
             </w:r>
           </w:p>
         </w:tc>
@@ -5277,7 +5277,7 @@
                 <w:sz w:val="19"/>
                 <w:szCs w:val="19"/>
               </w:rPr>
-              <w:t xml:space="preserve">It halves the score (0.125 to 0.075) on exactly the documents translations should help</w:t>
+              <w:t xml:space="preserve">It decides whether non-English search returns anything, and is currently not recorded</w:t>
             </w:r>
           </w:p>
         </w:tc>
